--- a/docs/proofsheets/ps-scalarproduct.docx
+++ b/docs/proofsheets/ps-scalarproduct.docx
@@ -52,7 +52,7 @@
         </w:rPr>
         <w:t xml:space="preserve"> </w:t>
       </w:r>
-      <w:hyperlink r:id="rId20">
+      <w:hyperlink r:id="rId9">
         <w:r>
           <w:rPr>
             <w:rStyle w:val="Hyperlink"/>
@@ -76,7 +76,7 @@
         </w:rPr>
         <w:t xml:space="preserve"> </w:t>
       </w:r>
-      <w:hyperlink r:id="rId21">
+      <w:hyperlink r:id="rId10">
         <w:r>
           <w:rPr>
             <w:rStyle w:val="Hyperlink"/>
@@ -107,7 +107,7 @@
         </w:rPr>
         <w:t xml:space="preserve"> </w:t>
       </w:r>
-      <w:hyperlink r:id="rId22">
+      <w:hyperlink r:id="rId11">
         <w:r>
           <w:rPr>
             <w:rStyle w:val="Hyperlink"/>
@@ -138,7 +138,7 @@
         </w:rPr>
         <w:t xml:space="preserve"> </w:t>
       </w:r>
-      <w:hyperlink r:id="rId23">
+      <w:hyperlink r:id="rId12">
         <w:r>
           <w:rPr>
             <w:rStyle w:val="Hyperlink"/>
@@ -169,7 +169,7 @@
         </w:rPr>
         <w:t xml:space="preserve"> </w:t>
       </w:r>
-      <w:hyperlink r:id="rId24">
+      <w:hyperlink r:id="rId13">
         <w:r>
           <w:rPr>
             <w:rStyle w:val="Hyperlink"/>
@@ -243,18 +243,18 @@
                 <wp:inline>
                   <wp:extent cx="152400" cy="152400"/>
                   <wp:effectExtent b="0" l="0" r="0" t="0"/>
-                  <wp:docPr descr="" title="" id="26" name="Picture"/>
+                  <wp:docPr descr="" title="" id="15" name="Picture"/>
                   <a:graphic>
                     <a:graphicData uri="http://schemas.openxmlformats.org/drawingml/2006/picture">
                       <pic:pic>
                         <pic:nvPicPr>
-                          <pic:cNvPr descr="/Applications/quarto/share/formats/docx/note.png" id="27" name="Picture"/>
+                          <pic:cNvPr descr="/Applications/quarto/share/formats/docx/note.png" id="16" name="Picture"/>
                           <pic:cNvPicPr>
                             <a:picLocks noChangeArrowheads="1" noChangeAspect="1"/>
                           </pic:cNvPicPr>
                         </pic:nvPicPr>
                         <pic:blipFill>
-                          <a:blip r:embed="rId25"/>
+                          <a:blip r:embed="rId14"/>
                           <a:stretch>
                             <a:fillRect/>
                           </a:stretch>
@@ -711,7 +711,7 @@
         <w:t xml:space="preserve">This peculiar structure is necessary to ensure that no un-proved statements are used before they are known! This guide uses column notation for vectors; this is purely for space reasons.</w:t>
       </w:r>
     </w:p>
-    <w:bookmarkStart w:id="43" w:name="proof-of-properties-1-5"/>
+    <w:bookmarkStart w:id="32" w:name="proof-of-properties-1-5"/>
     <w:p>
       <w:pPr>
         <w:pStyle w:val="Heading1"/>
@@ -720,7 +720,7 @@
         <w:t xml:space="preserve">Proof of properties (1) – (5)</w:t>
       </w:r>
     </w:p>
-    <w:bookmarkStart w:id="30" w:name="proof-of-property-1"/>
+    <w:bookmarkStart w:id="19" w:name="proof-of-property-1"/>
     <w:p>
       <w:pPr>
         <w:pStyle w:val="Heading3"/>
@@ -770,18 +770,18 @@
                 <wp:inline>
                   <wp:extent cx="152400" cy="152400"/>
                   <wp:effectExtent b="0" l="0" r="0" t="0"/>
-                  <wp:docPr descr="" title="" id="28" name="Picture"/>
+                  <wp:docPr descr="" title="" id="17" name="Picture"/>
                   <a:graphic>
                     <a:graphicData uri="http://schemas.openxmlformats.org/drawingml/2006/picture">
                       <pic:pic>
                         <pic:nvPicPr>
-                          <pic:cNvPr descr="/Applications/quarto/share/formats/docx/note.png" id="29" name="Picture"/>
+                          <pic:cNvPr descr="/Applications/quarto/share/formats/docx/note.png" id="18" name="Picture"/>
                           <pic:cNvPicPr>
                             <a:picLocks noChangeArrowheads="1" noChangeAspect="1"/>
                           </pic:cNvPicPr>
                         </pic:nvPicPr>
                         <pic:blipFill>
-                          <a:blip r:embed="rId25"/>
+                          <a:blip r:embed="rId14"/>
                           <a:stretch>
                             <a:fillRect/>
                           </a:stretch>
@@ -1370,8 +1370,8 @@
         <w:t xml:space="preserve">as required.</w:t>
       </w:r>
     </w:p>
-    <w:bookmarkEnd w:id="30"/>
-    <w:bookmarkStart w:id="33" w:name="proof-of-property-2"/>
+    <w:bookmarkEnd w:id="19"/>
+    <w:bookmarkStart w:id="22" w:name="proof-of-property-2"/>
     <w:p>
       <w:pPr>
         <w:pStyle w:val="Heading3"/>
@@ -1421,18 +1421,18 @@
                 <wp:inline>
                   <wp:extent cx="152400" cy="152400"/>
                   <wp:effectExtent b="0" l="0" r="0" t="0"/>
-                  <wp:docPr descr="" title="" id="31" name="Picture"/>
+                  <wp:docPr descr="" title="" id="20" name="Picture"/>
                   <a:graphic>
                     <a:graphicData uri="http://schemas.openxmlformats.org/drawingml/2006/picture">
                       <pic:pic>
                         <pic:nvPicPr>
-                          <pic:cNvPr descr="/Applications/quarto/share/formats/docx/note.png" id="32" name="Picture"/>
+                          <pic:cNvPr descr="/Applications/quarto/share/formats/docx/note.png" id="21" name="Picture"/>
                           <pic:cNvPicPr>
                             <a:picLocks noChangeArrowheads="1" noChangeAspect="1"/>
                           </pic:cNvPicPr>
                         </pic:nvPicPr>
                         <pic:blipFill>
-                          <a:blip r:embed="rId25"/>
+                          <a:blip r:embed="rId14"/>
                           <a:stretch>
                             <a:fillRect/>
                           </a:stretch>
@@ -1746,8 +1746,8 @@
         <w:t xml:space="preserve">as required.</w:t>
       </w:r>
     </w:p>
-    <w:bookmarkEnd w:id="33"/>
-    <w:bookmarkStart w:id="36" w:name="proof-of-property-3"/>
+    <w:bookmarkEnd w:id="22"/>
+    <w:bookmarkStart w:id="25" w:name="proof-of-property-3"/>
     <w:p>
       <w:pPr>
         <w:pStyle w:val="Heading3"/>
@@ -1797,18 +1797,18 @@
                 <wp:inline>
                   <wp:extent cx="152400" cy="152400"/>
                   <wp:effectExtent b="0" l="0" r="0" t="0"/>
-                  <wp:docPr descr="" title="" id="34" name="Picture"/>
+                  <wp:docPr descr="" title="" id="23" name="Picture"/>
                   <a:graphic>
                     <a:graphicData uri="http://schemas.openxmlformats.org/drawingml/2006/picture">
                       <pic:pic>
                         <pic:nvPicPr>
-                          <pic:cNvPr descr="/Applications/quarto/share/formats/docx/note.png" id="35" name="Picture"/>
+                          <pic:cNvPr descr="/Applications/quarto/share/formats/docx/note.png" id="24" name="Picture"/>
                           <pic:cNvPicPr>
                             <a:picLocks noChangeArrowheads="1" noChangeAspect="1"/>
                           </pic:cNvPicPr>
                         </pic:nvPicPr>
                         <pic:blipFill>
-                          <a:blip r:embed="rId25"/>
+                          <a:blip r:embed="rId14"/>
                           <a:stretch>
                             <a:fillRect/>
                           </a:stretch>
@@ -1927,34 +1927,36 @@
                   </m:rPr>
                   <m:t>⋅</m:t>
                 </m:r>
-                <m:d>
-                  <m:dPr>
-                    <m:begChr m:val="("/>
-                    <m:sepChr m:val=""/>
-                    <m:endChr m:val=")"/>
-                    <m:grow/>
-                  </m:dPr>
-                  <m:e>
-                    <m:r>
-                      <m:rPr>
-                        <m:sty m:val="b"/>
-                      </m:rPr>
-                      <m:t>b</m:t>
-                    </m:r>
-                    <m:r>
-                      <m:rPr>
-                        <m:sty m:val="p"/>
-                      </m:rPr>
-                      <m:t>+</m:t>
-                    </m:r>
-                    <m:r>
-                      <m:rPr>
-                        <m:sty m:val="b"/>
-                      </m:rPr>
-                      <m:t>c</m:t>
-                    </m:r>
-                  </m:e>
-                </m:d>
+                <m:r>
+                  <m:rPr>
+                    <m:sty m:val="p"/>
+                  </m:rPr>
+                  <m:t>(</m:t>
+                </m:r>
+                <m:r>
+                  <m:rPr>
+                    <m:sty m:val="b"/>
+                  </m:rPr>
+                  <m:t>b</m:t>
+                </m:r>
+                <m:r>
+                  <m:rPr>
+                    <m:sty m:val="p"/>
+                  </m:rPr>
+                  <m:t>+</m:t>
+                </m:r>
+                <m:r>
+                  <m:rPr>
+                    <m:sty m:val="b"/>
+                  </m:rPr>
+                  <m:t>c</m:t>
+                </m:r>
+                <m:r>
+                  <m:rPr>
+                    <m:sty m:val="p"/>
+                  </m:rPr>
+                  <m:t>)</m:t>
+                </m:r>
                 <m:r>
                   <m:rPr>
                     <m:sty m:val="p"/>
@@ -2296,7 +2298,7 @@
       <w:r>
         <w:t xml:space="preserve"> </w:t>
       </w:r>
-      <w:hyperlink r:id="rId22">
+      <w:hyperlink r:id="rId11">
         <w:r>
           <w:rPr>
             <w:rStyle w:val="Hyperlink"/>
@@ -2572,8 +2574,8 @@
         <w:t xml:space="preserve">as required.</w:t>
       </w:r>
     </w:p>
-    <w:bookmarkEnd w:id="36"/>
-    <w:bookmarkStart w:id="39" w:name="proof-of-property-4"/>
+    <w:bookmarkEnd w:id="25"/>
+    <w:bookmarkStart w:id="28" w:name="proof-of-property-4"/>
     <w:p>
       <w:pPr>
         <w:pStyle w:val="Heading3"/>
@@ -2623,18 +2625,18 @@
                 <wp:inline>
                   <wp:extent cx="152400" cy="152400"/>
                   <wp:effectExtent b="0" l="0" r="0" t="0"/>
-                  <wp:docPr descr="" title="" id="37" name="Picture"/>
+                  <wp:docPr descr="" title="" id="26" name="Picture"/>
                   <a:graphic>
                     <a:graphicData uri="http://schemas.openxmlformats.org/drawingml/2006/picture">
                       <pic:pic>
                         <pic:nvPicPr>
-                          <pic:cNvPr descr="/Applications/quarto/share/formats/docx/note.png" id="38" name="Picture"/>
+                          <pic:cNvPr descr="/Applications/quarto/share/formats/docx/note.png" id="27" name="Picture"/>
                           <pic:cNvPicPr>
                             <a:picLocks noChangeArrowheads="1" noChangeAspect="1"/>
                           </pic:cNvPicPr>
                         </pic:nvPicPr>
                         <pic:blipFill>
-                          <a:blip r:embed="rId25"/>
+                          <a:blip r:embed="rId14"/>
                           <a:stretch>
                             <a:fillRect/>
                           </a:stretch>
@@ -2755,25 +2757,27 @@
                 <m:jc m:val="center"/>
               </m:oMathParaPr>
               <m:oMath>
-                <m:d>
-                  <m:dPr>
-                    <m:begChr m:val="("/>
-                    <m:sepChr m:val=""/>
-                    <m:endChr m:val=")"/>
-                    <m:grow/>
-                  </m:dPr>
-                  <m:e>
-                    <m:r>
-                      <m:t>λ</m:t>
-                    </m:r>
-                    <m:r>
-                      <m:rPr>
-                        <m:sty m:val="b"/>
-                      </m:rPr>
-                      <m:t>a</m:t>
-                    </m:r>
-                  </m:e>
-                </m:d>
+                <m:r>
+                  <m:rPr>
+                    <m:sty m:val="p"/>
+                  </m:rPr>
+                  <m:t>(</m:t>
+                </m:r>
+                <m:r>
+                  <m:t>λ</m:t>
+                </m:r>
+                <m:r>
+                  <m:rPr>
+                    <m:sty m:val="b"/>
+                  </m:rPr>
+                  <m:t>a</m:t>
+                </m:r>
+                <m:r>
+                  <m:rPr>
+                    <m:sty m:val="p"/>
+                  </m:rPr>
+                  <m:t>)</m:t>
+                </m:r>
                 <m:r>
                   <m:rPr>
                     <m:sty m:val="p"/>
@@ -2795,34 +2799,36 @@
                 <m:r>
                   <m:t>λ</m:t>
                 </m:r>
-                <m:d>
-                  <m:dPr>
-                    <m:begChr m:val="("/>
-                    <m:sepChr m:val=""/>
-                    <m:endChr m:val=")"/>
-                    <m:grow/>
-                  </m:dPr>
-                  <m:e>
-                    <m:r>
-                      <m:rPr>
-                        <m:sty m:val="b"/>
-                      </m:rPr>
-                      <m:t>a</m:t>
-                    </m:r>
-                    <m:r>
-                      <m:rPr>
-                        <m:sty m:val="p"/>
-                      </m:rPr>
-                      <m:t>⋅</m:t>
-                    </m:r>
-                    <m:r>
-                      <m:rPr>
-                        <m:sty m:val="b"/>
-                      </m:rPr>
-                      <m:t>b</m:t>
-                    </m:r>
-                  </m:e>
-                </m:d>
+                <m:r>
+                  <m:rPr>
+                    <m:sty m:val="p"/>
+                  </m:rPr>
+                  <m:t>(</m:t>
+                </m:r>
+                <m:r>
+                  <m:rPr>
+                    <m:sty m:val="b"/>
+                  </m:rPr>
+                  <m:t>a</m:t>
+                </m:r>
+                <m:r>
+                  <m:rPr>
+                    <m:sty m:val="p"/>
+                  </m:rPr>
+                  <m:t>⋅</m:t>
+                </m:r>
+                <m:r>
+                  <m:rPr>
+                    <m:sty m:val="b"/>
+                  </m:rPr>
+                  <m:t>b</m:t>
+                </m:r>
+                <m:r>
+                  <m:rPr>
+                    <m:sty m:val="p"/>
+                  </m:rPr>
+                  <m:t>)</m:t>
+                </m:r>
               </m:oMath>
             </m:oMathPara>
           </w:p>
@@ -3044,7 +3050,7 @@
       <w:r>
         <w:t xml:space="preserve"> </w:t>
       </w:r>
-      <w:hyperlink r:id="rId22">
+      <w:hyperlink r:id="rId11">
         <w:r>
           <w:rPr>
             <w:rStyle w:val="Hyperlink"/>
@@ -3242,8 +3248,8 @@
         <w:t xml:space="preserve">as required.</w:t>
       </w:r>
     </w:p>
-    <w:bookmarkEnd w:id="39"/>
-    <w:bookmarkStart w:id="42" w:name="proof-of-property-5"/>
+    <w:bookmarkEnd w:id="28"/>
+    <w:bookmarkStart w:id="31" w:name="proof-of-property-5"/>
     <w:p>
       <w:pPr>
         <w:pStyle w:val="Heading3"/>
@@ -3293,18 +3299,18 @@
                 <wp:inline>
                   <wp:extent cx="152400" cy="152400"/>
                   <wp:effectExtent b="0" l="0" r="0" t="0"/>
-                  <wp:docPr descr="" title="" id="40" name="Picture"/>
+                  <wp:docPr descr="" title="" id="29" name="Picture"/>
                   <a:graphic>
                     <a:graphicData uri="http://schemas.openxmlformats.org/drawingml/2006/picture">
                       <pic:pic>
                         <pic:nvPicPr>
-                          <pic:cNvPr descr="/Applications/quarto/share/formats/docx/note.png" id="41" name="Picture"/>
+                          <pic:cNvPr descr="/Applications/quarto/share/formats/docx/note.png" id="30" name="Picture"/>
                           <pic:cNvPicPr>
                             <a:picLocks noChangeArrowheads="1" noChangeAspect="1"/>
                           </pic:cNvPicPr>
                         </pic:nvPicPr>
                         <pic:blipFill>
-                          <a:blip r:embed="rId25"/>
+                          <a:blip r:embed="rId14"/>
                           <a:stretch>
                             <a:fillRect/>
                           </a:stretch>
@@ -3414,24 +3420,26 @@
                   </m:rPr>
                   <m:t>=</m:t>
                 </m:r>
+                <m:r>
+                  <m:rPr>
+                    <m:sty m:val="p"/>
+                  </m:rPr>
+                  <m:t>|</m:t>
+                </m:r>
+                <m:r>
+                  <m:rPr>
+                    <m:sty m:val="b"/>
+                  </m:rPr>
+                  <m:t>a</m:t>
+                </m:r>
                 <m:sSup>
                   <m:e>
-                    <m:d>
-                      <m:dPr>
-                        <m:begChr m:val="|"/>
-                        <m:sepChr m:val=""/>
-                        <m:endChr m:val="|"/>
-                        <m:grow/>
-                      </m:dPr>
-                      <m:e>
-                        <m:r>
-                          <m:rPr>
-                            <m:sty m:val="b"/>
-                          </m:rPr>
-                          <m:t>a</m:t>
-                        </m:r>
-                      </m:e>
-                    </m:d>
+                    <m:r>
+                      <m:rPr>
+                        <m:sty m:val="p"/>
+                      </m:rPr>
+                      <m:t>|</m:t>
+                    </m:r>
                   </m:e>
                   <m:sup>
                     <m:r>
@@ -3738,24 +3746,26 @@
             </m:rPr>
             <m:t>=</m:t>
           </m:r>
+          <m:r>
+            <m:rPr>
+              <m:sty m:val="p"/>
+            </m:rPr>
+            <m:t>|</m:t>
+          </m:r>
+          <m:r>
+            <m:rPr>
+              <m:sty m:val="b"/>
+            </m:rPr>
+            <m:t>a</m:t>
+          </m:r>
           <m:sSup>
             <m:e>
-              <m:d>
-                <m:dPr>
-                  <m:begChr m:val="|"/>
-                  <m:sepChr m:val=""/>
-                  <m:endChr m:val="|"/>
-                  <m:grow/>
-                </m:dPr>
-                <m:e>
-                  <m:r>
-                    <m:rPr>
-                      <m:sty m:val="b"/>
-                    </m:rPr>
-                    <m:t>a</m:t>
-                  </m:r>
-                </m:e>
-              </m:d>
+              <m:r>
+                <m:rPr>
+                  <m:sty m:val="p"/>
+                </m:rPr>
+                <m:t>|</m:t>
+              </m:r>
             </m:e>
             <m:sup>
               <m:r>
@@ -3772,9 +3782,9 @@
         </m:oMath>
       </m:oMathPara>
     </w:p>
-    <w:bookmarkEnd w:id="42"/>
-    <w:bookmarkEnd w:id="43"/>
-    <w:bookmarkStart w:id="48" w:name="Xdc40c7562989afa5a8dd5c40448b364cb125ccb"/>
+    <w:bookmarkEnd w:id="31"/>
+    <w:bookmarkEnd w:id="32"/>
+    <w:bookmarkStart w:id="37" w:name="Xdc40c7562989afa5a8dd5c40448b364cb125ccb"/>
     <w:p>
       <w:pPr>
         <w:pStyle w:val="Heading1"/>
@@ -3839,57 +3849,63 @@
         <w:t xml:space="preserve"> </w:t>
       </w:r>
       <m:oMath>
-        <m:d>
-          <m:dPr>
-            <m:begChr m:val="|"/>
-            <m:sepChr m:val=""/>
-            <m:endChr m:val="|"/>
-            <m:grow/>
-          </m:dPr>
-          <m:e>
-            <m:r>
-              <m:rPr>
-                <m:sty m:val="b"/>
-              </m:rPr>
-              <m:t>a</m:t>
-            </m:r>
-          </m:e>
-        </m:d>
-        <m:d>
-          <m:dPr>
-            <m:begChr m:val="|"/>
-            <m:sepChr m:val=""/>
-            <m:endChr m:val="|"/>
-            <m:grow/>
-          </m:dPr>
-          <m:e>
-            <m:r>
-              <m:rPr>
-                <m:sty m:val="b"/>
-              </m:rPr>
-              <m:t>b</m:t>
-            </m:r>
-          </m:e>
-        </m:d>
         <m:r>
           <m:rPr>
             <m:sty m:val="p"/>
           </m:rPr>
+          <m:t>|</m:t>
+        </m:r>
+        <m:r>
+          <m:rPr>
+            <m:sty m:val="b"/>
+          </m:rPr>
+          <m:t>a</m:t>
+        </m:r>
+        <m:r>
+          <m:rPr>
+            <m:sty m:val="p"/>
+          </m:rPr>
+          <m:t>|</m:t>
+        </m:r>
+        <m:r>
+          <m:rPr>
+            <m:sty m:val="p"/>
+          </m:rPr>
+          <m:t>|</m:t>
+        </m:r>
+        <m:r>
+          <m:rPr>
+            <m:sty m:val="b"/>
+          </m:rPr>
+          <m:t>b</m:t>
+        </m:r>
+        <m:r>
+          <m:rPr>
+            <m:sty m:val="p"/>
+          </m:rPr>
+          <m:t>|</m:t>
+        </m:r>
+        <m:r>
+          <m:rPr>
+            <m:sty m:val="p"/>
+          </m:rPr>
           <m:t>cos</m:t>
         </m:r>
-        <m:d>
-          <m:dPr>
-            <m:begChr m:val="("/>
-            <m:sepChr m:val=""/>
-            <m:endChr m:val=")"/>
-            <m:grow/>
-          </m:dPr>
-          <m:e>
-            <m:r>
-              <m:t>θ</m:t>
-            </m:r>
-          </m:e>
-        </m:d>
+        <m:r>
+          <m:rPr>
+            <m:sty m:val="p"/>
+          </m:rPr>
+          <m:t>(</m:t>
+        </m:r>
+        <m:r>
+          <m:t>θ</m:t>
+        </m:r>
+        <m:r>
+          <m:rPr>
+            <m:sty m:val="p"/>
+          </m:rPr>
+          <m:t>)</m:t>
+        </m:r>
       </m:oMath>
       <w:r>
         <w:t xml:space="preserve">.</w:t>
@@ -3905,7 +3921,7 @@
       <w:r>
         <w:t xml:space="preserve"> </w:t>
       </w:r>
-      <w:hyperlink r:id="rId20">
+      <w:hyperlink r:id="rId9">
         <w:r>
           <w:rPr>
             <w:rStyle w:val="Hyperlink"/>
@@ -4429,7 +4445,7 @@
       <w:tr>
         <w:tc>
           <w:tcPr/>
-          <w:bookmarkStart w:id="47" w:name="fig-4"/>
+          <w:bookmarkStart w:id="36" w:name="fig-4"/>
           <w:p>
             <w:pPr>
               <w:pStyle w:val="Compact"/>
@@ -4440,18 +4456,18 @@
                 <wp:inline>
                   <wp:extent cx="2971800" cy="767425"/>
                   <wp:effectExtent b="0" l="0" r="0" t="0"/>
-                  <wp:docPr descr="" title="" id="45" name="Picture"/>
+                  <wp:docPr descr="" title="" id="34" name="Picture"/>
                   <a:graphic>
                     <a:graphicData uri="http://schemas.openxmlformats.org/drawingml/2006/picture">
                       <pic:pic>
                         <pic:nvPicPr>
-                          <pic:cNvPr descr="./FiguresPNG/vectortriangle-fig1.png" id="46" name="Picture"/>
+                          <pic:cNvPr descr="./FiguresPNG/vectortriangle-fig1.png" id="35" name="Picture"/>
                           <pic:cNvPicPr>
                             <a:picLocks noChangeArrowheads="1" noChangeAspect="1"/>
                           </pic:cNvPicPr>
                         </pic:nvPicPr>
                         <pic:blipFill>
-                          <a:blip r:embed="rId44"/>
+                          <a:blip r:embed="rId33"/>
                           <a:stretch>
                             <a:fillRect/>
                           </a:stretch>
@@ -4519,7 +4535,7 @@
               <w:t xml:space="preserve">, and their difference and a triangle with the corresponding lengths.</w:t>
             </w:r>
           </w:p>
-          <w:bookmarkEnd w:id="47"/>
+          <w:bookmarkEnd w:id="36"/>
         </w:tc>
       </w:tr>
     </w:tbl>
@@ -4569,19 +4585,21 @@
           </m:rPr>
           <m:t>sin</m:t>
         </m:r>
-        <m:d>
-          <m:dPr>
-            <m:begChr m:val="("/>
-            <m:sepChr m:val=""/>
-            <m:endChr m:val=")"/>
-            <m:grow/>
-          </m:dPr>
-          <m:e>
-            <m:r>
-              <m:t>θ</m:t>
-            </m:r>
-          </m:e>
-        </m:d>
+        <m:r>
+          <m:rPr>
+            <m:sty m:val="p"/>
+          </m:rPr>
+          <m:t>(</m:t>
+        </m:r>
+        <m:r>
+          <m:t>θ</m:t>
+        </m:r>
+        <m:r>
+          <m:rPr>
+            <m:sty m:val="p"/>
+          </m:rPr>
+          <m:t>)</m:t>
+        </m:r>
       </m:oMath>
       <w:r>
         <w:t xml:space="preserve">. Looking at the diagram again,</w:t>
@@ -4608,19 +4626,21 @@
           </m:rPr>
           <m:t>cos</m:t>
         </m:r>
-        <m:d>
-          <m:dPr>
-            <m:begChr m:val="("/>
-            <m:sepChr m:val=""/>
-            <m:endChr m:val=")"/>
-            <m:grow/>
-          </m:dPr>
-          <m:e>
-            <m:r>
-              <m:t>θ</m:t>
-            </m:r>
-          </m:e>
-        </m:d>
+        <m:r>
+          <m:rPr>
+            <m:sty m:val="p"/>
+          </m:rPr>
+          <m:t>(</m:t>
+        </m:r>
+        <m:r>
+          <m:t>θ</m:t>
+        </m:r>
+        <m:r>
+          <m:rPr>
+            <m:sty m:val="p"/>
+          </m:rPr>
+          <m:t>)</m:t>
+        </m:r>
       </m:oMath>
       <w:r>
         <w:t xml:space="preserve"> </w:t>
@@ -4683,19 +4703,21 @@
             </m:rPr>
             <m:t>cos</m:t>
           </m:r>
-          <m:d>
-            <m:dPr>
-              <m:begChr m:val="("/>
-              <m:sepChr m:val=""/>
-              <m:endChr m:val=")"/>
-              <m:grow/>
-            </m:dPr>
-            <m:e>
-              <m:r>
-                <m:t>θ</m:t>
-              </m:r>
-            </m:e>
-          </m:d>
+          <m:r>
+            <m:rPr>
+              <m:sty m:val="p"/>
+            </m:rPr>
+            <m:t>(</m:t>
+          </m:r>
+          <m:r>
+            <m:t>θ</m:t>
+          </m:r>
+          <m:r>
+            <m:rPr>
+              <m:sty m:val="p"/>
+            </m:rPr>
+            <m:t>)</m:t>
+          </m:r>
           <m:r>
             <m:rPr>
               <m:sty m:val="p"/>
@@ -4817,68 +4839,74 @@
               </m:r>
             </m:sup>
           </m:sSup>
-          <m:d>
-            <m:dPr>
-              <m:begChr m:val="("/>
-              <m:sepChr m:val=""/>
-              <m:endChr m:val=")"/>
-              <m:grow/>
-            </m:dPr>
+          <m:r>
+            <m:rPr>
+              <m:sty m:val="p"/>
+            </m:rPr>
+            <m:t>(</m:t>
+          </m:r>
+          <m:r>
+            <m:t>θ</m:t>
+          </m:r>
+          <m:r>
+            <m:rPr>
+              <m:sty m:val="p"/>
+            </m:rPr>
+            <m:t>)</m:t>
+          </m:r>
+          <m:r>
+            <m:rPr>
+              <m:sty m:val="p"/>
+            </m:rPr>
+            <m:t>+</m:t>
+          </m:r>
+          <m:r>
+            <m:rPr>
+              <m:sty m:val="p"/>
+            </m:rPr>
+            <m:t>(</m:t>
+          </m:r>
+          <m:r>
+            <m:t>a</m:t>
+          </m:r>
+          <m:r>
+            <m:rPr>
+              <m:sty m:val="p"/>
+            </m:rPr>
+            <m:t>−</m:t>
+          </m:r>
+          <m:r>
+            <m:t>b</m:t>
+          </m:r>
+          <m:r>
+            <m:rPr>
+              <m:sty m:val="p"/>
+            </m:rPr>
+            <m:t>cos</m:t>
+          </m:r>
+          <m:r>
+            <m:rPr>
+              <m:sty m:val="p"/>
+            </m:rPr>
+            <m:t>(</m:t>
+          </m:r>
+          <m:r>
+            <m:t>θ</m:t>
+          </m:r>
+          <m:r>
+            <m:rPr>
+              <m:sty m:val="p"/>
+            </m:rPr>
+            <m:t>)</m:t>
+          </m:r>
+          <m:sSup>
             <m:e>
               <m:r>
-                <m:t>θ</m:t>
+                <m:rPr>
+                  <m:sty m:val="p"/>
+                </m:rPr>
+                <m:t>)</m:t>
               </m:r>
-            </m:e>
-          </m:d>
-          <m:r>
-            <m:rPr>
-              <m:sty m:val="p"/>
-            </m:rPr>
-            <m:t>+</m:t>
-          </m:r>
-          <m:sSup>
-            <m:e>
-              <m:d>
-                <m:dPr>
-                  <m:begChr m:val="("/>
-                  <m:sepChr m:val=""/>
-                  <m:endChr m:val=")"/>
-                  <m:grow/>
-                </m:dPr>
-                <m:e>
-                  <m:r>
-                    <m:t>a</m:t>
-                  </m:r>
-                  <m:r>
-                    <m:rPr>
-                      <m:sty m:val="p"/>
-                    </m:rPr>
-                    <m:t>−</m:t>
-                  </m:r>
-                  <m:r>
-                    <m:t>b</m:t>
-                  </m:r>
-                  <m:r>
-                    <m:rPr>
-                      <m:sty m:val="p"/>
-                    </m:rPr>
-                    <m:t>cos</m:t>
-                  </m:r>
-                  <m:d>
-                    <m:dPr>
-                      <m:begChr m:val="("/>
-                      <m:sepChr m:val=""/>
-                      <m:endChr m:val=")"/>
-                      <m:grow/>
-                    </m:dPr>
-                    <m:e>
-                      <m:r>
-                        <m:t>θ</m:t>
-                      </m:r>
-                    </m:e>
-                  </m:d>
-                </m:e>
-              </m:d>
             </m:e>
             <m:sup>
               <m:r>
@@ -4910,36 +4938,38 @@
             </m:rPr>
             <m:t>=</m:t>
           </m:r>
+          <m:r>
+            <m:rPr>
+              <m:sty m:val="p"/>
+            </m:rPr>
+            <m:t>|</m:t>
+          </m:r>
+          <m:r>
+            <m:rPr>
+              <m:sty m:val="b"/>
+            </m:rPr>
+            <m:t>b</m:t>
+          </m:r>
+          <m:r>
+            <m:rPr>
+              <m:sty m:val="p"/>
+            </m:rPr>
+            <m:t>−</m:t>
+          </m:r>
+          <m:r>
+            <m:rPr>
+              <m:sty m:val="b"/>
+            </m:rPr>
+            <m:t>a</m:t>
+          </m:r>
           <m:sSup>
             <m:e>
-              <m:d>
-                <m:dPr>
-                  <m:begChr m:val="|"/>
-                  <m:sepChr m:val=""/>
-                  <m:endChr m:val="|"/>
-                  <m:grow/>
-                </m:dPr>
-                <m:e>
-                  <m:r>
-                    <m:rPr>
-                      <m:sty m:val="b"/>
-                    </m:rPr>
-                    <m:t>b</m:t>
-                  </m:r>
-                  <m:r>
-                    <m:rPr>
-                      <m:sty m:val="p"/>
-                    </m:rPr>
-                    <m:t>−</m:t>
-                  </m:r>
-                  <m:r>
-                    <m:rPr>
-                      <m:sty m:val="b"/>
-                    </m:rPr>
-                    <m:t>a</m:t>
-                  </m:r>
-                </m:e>
-              </m:d>
+              <m:r>
+                <m:rPr>
+                  <m:sty m:val="p"/>
+                </m:rPr>
+                <m:t>|</m:t>
+              </m:r>
             </m:e>
             <m:sup>
               <m:r>
@@ -5032,19 +5062,21 @@
             </m:rPr>
             <m:t>cos</m:t>
           </m:r>
-          <m:d>
-            <m:dPr>
-              <m:begChr m:val="("/>
-              <m:sepChr m:val=""/>
-              <m:endChr m:val=")"/>
-              <m:grow/>
-            </m:dPr>
-            <m:e>
-              <m:r>
-                <m:t>θ</m:t>
-              </m:r>
-            </m:e>
-          </m:d>
+          <m:r>
+            <m:rPr>
+              <m:sty m:val="p"/>
+            </m:rPr>
+            <m:t>(</m:t>
+          </m:r>
+          <m:r>
+            <m:t>θ</m:t>
+          </m:r>
+          <m:r>
+            <m:rPr>
+              <m:sty m:val="p"/>
+            </m:rPr>
+            <m:t>)</m:t>
+          </m:r>
           <m:r>
             <m:rPr>
               <m:sty m:val="p"/>
@@ -5069,36 +5101,38 @@
             </m:rPr>
             <m:t>=</m:t>
           </m:r>
+          <m:r>
+            <m:rPr>
+              <m:sty m:val="p"/>
+            </m:rPr>
+            <m:t>|</m:t>
+          </m:r>
+          <m:r>
+            <m:rPr>
+              <m:sty m:val="b"/>
+            </m:rPr>
+            <m:t>b</m:t>
+          </m:r>
+          <m:r>
+            <m:rPr>
+              <m:sty m:val="p"/>
+            </m:rPr>
+            <m:t>−</m:t>
+          </m:r>
+          <m:r>
+            <m:rPr>
+              <m:sty m:val="b"/>
+            </m:rPr>
+            <m:t>a</m:t>
+          </m:r>
           <m:sSup>
             <m:e>
-              <m:d>
-                <m:dPr>
-                  <m:begChr m:val="|"/>
-                  <m:sepChr m:val=""/>
-                  <m:endChr m:val="|"/>
-                  <m:grow/>
-                </m:dPr>
-                <m:e>
-                  <m:r>
-                    <m:rPr>
-                      <m:sty m:val="b"/>
-                    </m:rPr>
-                    <m:t>b</m:t>
-                  </m:r>
-                  <m:r>
-                    <m:rPr>
-                      <m:sty m:val="p"/>
-                    </m:rPr>
-                    <m:t>−</m:t>
-                  </m:r>
-                  <m:r>
-                    <m:rPr>
-                      <m:sty m:val="b"/>
-                    </m:rPr>
-                    <m:t>a</m:t>
-                  </m:r>
-                </m:e>
-              </m:d>
+              <m:r>
+                <m:rPr>
+                  <m:sty m:val="p"/>
+                </m:rPr>
+                <m:t>|</m:t>
+              </m:r>
             </m:e>
             <m:sup>
               <m:r>
@@ -5126,36 +5160,38 @@
           <m:jc m:val="center"/>
         </m:oMathParaPr>
         <m:oMath>
+          <m:r>
+            <m:rPr>
+              <m:sty m:val="p"/>
+            </m:rPr>
+            <m:t>|</m:t>
+          </m:r>
+          <m:r>
+            <m:rPr>
+              <m:sty m:val="b"/>
+            </m:rPr>
+            <m:t>b</m:t>
+          </m:r>
+          <m:r>
+            <m:rPr>
+              <m:sty m:val="p"/>
+            </m:rPr>
+            <m:t>−</m:t>
+          </m:r>
+          <m:r>
+            <m:rPr>
+              <m:sty m:val="b"/>
+            </m:rPr>
+            <m:t>a</m:t>
+          </m:r>
           <m:sSup>
             <m:e>
-              <m:d>
-                <m:dPr>
-                  <m:begChr m:val="|"/>
-                  <m:sepChr m:val=""/>
-                  <m:endChr m:val="|"/>
-                  <m:grow/>
-                </m:dPr>
-                <m:e>
-                  <m:r>
-                    <m:rPr>
-                      <m:sty m:val="b"/>
-                    </m:rPr>
-                    <m:t>b</m:t>
-                  </m:r>
-                  <m:r>
-                    <m:rPr>
-                      <m:sty m:val="p"/>
-                    </m:rPr>
-                    <m:t>−</m:t>
-                  </m:r>
-                  <m:r>
-                    <m:rPr>
-                      <m:sty m:val="b"/>
-                    </m:rPr>
-                    <m:t>a</m:t>
-                  </m:r>
-                </m:e>
-              </m:d>
+              <m:r>
+                <m:rPr>
+                  <m:sty m:val="p"/>
+                </m:rPr>
+                <m:t>|</m:t>
+              </m:r>
             </m:e>
             <m:sup>
               <m:r>
@@ -5169,68 +5205,72 @@
             </m:rPr>
             <m:t>=</m:t>
           </m:r>
-          <m:d>
-            <m:dPr>
-              <m:begChr m:val="("/>
-              <m:sepChr m:val=""/>
-              <m:endChr m:val=")"/>
-              <m:grow/>
-            </m:dPr>
-            <m:e>
-              <m:r>
-                <m:rPr>
-                  <m:sty m:val="b"/>
-                </m:rPr>
-                <m:t>b</m:t>
-              </m:r>
-              <m:r>
-                <m:rPr>
-                  <m:sty m:val="p"/>
-                </m:rPr>
-                <m:t>−</m:t>
-              </m:r>
-              <m:r>
-                <m:rPr>
-                  <m:sty m:val="b"/>
-                </m:rPr>
-                <m:t>a</m:t>
-              </m:r>
-            </m:e>
-          </m:d>
+          <m:r>
+            <m:rPr>
+              <m:sty m:val="p"/>
+            </m:rPr>
+            <m:t>(</m:t>
+          </m:r>
+          <m:r>
+            <m:rPr>
+              <m:sty m:val="b"/>
+            </m:rPr>
+            <m:t>b</m:t>
+          </m:r>
+          <m:r>
+            <m:rPr>
+              <m:sty m:val="p"/>
+            </m:rPr>
+            <m:t>−</m:t>
+          </m:r>
+          <m:r>
+            <m:rPr>
+              <m:sty m:val="b"/>
+            </m:rPr>
+            <m:t>a</m:t>
+          </m:r>
+          <m:r>
+            <m:rPr>
+              <m:sty m:val="p"/>
+            </m:rPr>
+            <m:t>)</m:t>
+          </m:r>
           <m:r>
             <m:rPr>
               <m:sty m:val="p"/>
             </m:rPr>
             <m:t>⋅</m:t>
           </m:r>
-          <m:d>
-            <m:dPr>
-              <m:begChr m:val="("/>
-              <m:sepChr m:val=""/>
-              <m:endChr m:val=")"/>
-              <m:grow/>
-            </m:dPr>
-            <m:e>
-              <m:r>
-                <m:rPr>
-                  <m:sty m:val="b"/>
-                </m:rPr>
-                <m:t>b</m:t>
-              </m:r>
-              <m:r>
-                <m:rPr>
-                  <m:sty m:val="p"/>
-                </m:rPr>
-                <m:t>−</m:t>
-              </m:r>
-              <m:r>
-                <m:rPr>
-                  <m:sty m:val="b"/>
-                </m:rPr>
-                <m:t>a</m:t>
-              </m:r>
-            </m:e>
-          </m:d>
+          <m:r>
+            <m:rPr>
+              <m:sty m:val="p"/>
+            </m:rPr>
+            <m:t>(</m:t>
+          </m:r>
+          <m:r>
+            <m:rPr>
+              <m:sty m:val="b"/>
+            </m:rPr>
+            <m:t>b</m:t>
+          </m:r>
+          <m:r>
+            <m:rPr>
+              <m:sty m:val="p"/>
+            </m:rPr>
+            <m:t>−</m:t>
+          </m:r>
+          <m:r>
+            <m:rPr>
+              <m:sty m:val="b"/>
+            </m:rPr>
+            <m:t>a</m:t>
+          </m:r>
+          <m:r>
+            <m:rPr>
+              <m:sty m:val="p"/>
+            </m:rPr>
+            <m:t>)</m:t>
+          </m:r>
         </m:oMath>
       </m:oMathPara>
     </w:p>
@@ -5251,167 +5291,173 @@
           <m:jc m:val="center"/>
         </m:oMathParaPr>
         <m:oMath>
-          <m:d>
-            <m:dPr>
-              <m:begChr m:val="("/>
-              <m:sepChr m:val=""/>
-              <m:endChr m:val=")"/>
-              <m:grow/>
-            </m:dPr>
+          <m:r>
+            <m:rPr>
+              <m:sty m:val="p"/>
+            </m:rPr>
+            <m:t>(</m:t>
+          </m:r>
+          <m:r>
+            <m:rPr>
+              <m:sty m:val="b"/>
+            </m:rPr>
+            <m:t>b</m:t>
+          </m:r>
+          <m:r>
+            <m:rPr>
+              <m:sty m:val="p"/>
+            </m:rPr>
+            <m:t>−</m:t>
+          </m:r>
+          <m:r>
+            <m:rPr>
+              <m:sty m:val="b"/>
+            </m:rPr>
+            <m:t>a</m:t>
+          </m:r>
+          <m:r>
+            <m:rPr>
+              <m:sty m:val="p"/>
+            </m:rPr>
+            <m:t>)</m:t>
+          </m:r>
+          <m:r>
+            <m:rPr>
+              <m:sty m:val="p"/>
+            </m:rPr>
+            <m:t>⋅</m:t>
+          </m:r>
+          <m:r>
+            <m:rPr>
+              <m:sty m:val="p"/>
+            </m:rPr>
+            <m:t>(</m:t>
+          </m:r>
+          <m:r>
+            <m:rPr>
+              <m:sty m:val="b"/>
+            </m:rPr>
+            <m:t>b</m:t>
+          </m:r>
+          <m:r>
+            <m:rPr>
+              <m:sty m:val="p"/>
+            </m:rPr>
+            <m:t>−</m:t>
+          </m:r>
+          <m:r>
+            <m:rPr>
+              <m:sty m:val="b"/>
+            </m:rPr>
+            <m:t>a</m:t>
+          </m:r>
+          <m:r>
+            <m:rPr>
+              <m:sty m:val="p"/>
+            </m:rPr>
+            <m:t>)</m:t>
+          </m:r>
+          <m:r>
+            <m:rPr>
+              <m:sty m:val="p"/>
+            </m:rPr>
+            <m:t>=</m:t>
+          </m:r>
+          <m:r>
+            <m:rPr>
+              <m:sty m:val="b"/>
+            </m:rPr>
+            <m:t>b</m:t>
+          </m:r>
+          <m:r>
+            <m:rPr>
+              <m:sty m:val="p"/>
+            </m:rPr>
+            <m:t>⋅</m:t>
+          </m:r>
+          <m:r>
+            <m:rPr>
+              <m:sty m:val="b"/>
+            </m:rPr>
+            <m:t>b</m:t>
+          </m:r>
+          <m:r>
+            <m:rPr>
+              <m:sty m:val="p"/>
+            </m:rPr>
+            <m:t>−</m:t>
+          </m:r>
+          <m:r>
+            <m:t>2</m:t>
+          </m:r>
+          <m:r>
+            <m:rPr>
+              <m:sty m:val="b"/>
+            </m:rPr>
+            <m:t>a</m:t>
+          </m:r>
+          <m:r>
+            <m:rPr>
+              <m:sty m:val="p"/>
+            </m:rPr>
+            <m:t>⋅</m:t>
+          </m:r>
+          <m:r>
+            <m:rPr>
+              <m:sty m:val="b"/>
+            </m:rPr>
+            <m:t>b</m:t>
+          </m:r>
+          <m:r>
+            <m:rPr>
+              <m:sty m:val="p"/>
+            </m:rPr>
+            <m:t>+</m:t>
+          </m:r>
+          <m:r>
+            <m:rPr>
+              <m:sty m:val="b"/>
+            </m:rPr>
+            <m:t>a</m:t>
+          </m:r>
+          <m:r>
+            <m:rPr>
+              <m:sty m:val="p"/>
+            </m:rPr>
+            <m:t>⋅</m:t>
+          </m:r>
+          <m:r>
+            <m:rPr>
+              <m:sty m:val="b"/>
+            </m:rPr>
+            <m:t>a</m:t>
+          </m:r>
+          <m:r>
+            <m:rPr>
+              <m:sty m:val="p"/>
+            </m:rPr>
+            <m:t>=</m:t>
+          </m:r>
+          <m:r>
+            <m:rPr>
+              <m:sty m:val="p"/>
+            </m:rPr>
+            <m:t>|</m:t>
+          </m:r>
+          <m:r>
+            <m:rPr>
+              <m:sty m:val="b"/>
+            </m:rPr>
+            <m:t>b</m:t>
+          </m:r>
+          <m:sSup>
             <m:e>
-              <m:r>
-                <m:rPr>
-                  <m:sty m:val="b"/>
-                </m:rPr>
-                <m:t>b</m:t>
-              </m:r>
               <m:r>
                 <m:rPr>
                   <m:sty m:val="p"/>
                 </m:rPr>
-                <m:t>−</m:t>
+                <m:t>|</m:t>
               </m:r>
-              <m:r>
-                <m:rPr>
-                  <m:sty m:val="b"/>
-                </m:rPr>
-                <m:t>a</m:t>
-              </m:r>
-            </m:e>
-          </m:d>
-          <m:r>
-            <m:rPr>
-              <m:sty m:val="p"/>
-            </m:rPr>
-            <m:t>⋅</m:t>
-          </m:r>
-          <m:d>
-            <m:dPr>
-              <m:begChr m:val="("/>
-              <m:sepChr m:val=""/>
-              <m:endChr m:val=")"/>
-              <m:grow/>
-            </m:dPr>
-            <m:e>
-              <m:r>
-                <m:rPr>
-                  <m:sty m:val="b"/>
-                </m:rPr>
-                <m:t>b</m:t>
-              </m:r>
-              <m:r>
-                <m:rPr>
-                  <m:sty m:val="p"/>
-                </m:rPr>
-                <m:t>−</m:t>
-              </m:r>
-              <m:r>
-                <m:rPr>
-                  <m:sty m:val="b"/>
-                </m:rPr>
-                <m:t>a</m:t>
-              </m:r>
-            </m:e>
-          </m:d>
-          <m:r>
-            <m:rPr>
-              <m:sty m:val="p"/>
-            </m:rPr>
-            <m:t>=</m:t>
-          </m:r>
-          <m:r>
-            <m:rPr>
-              <m:sty m:val="b"/>
-            </m:rPr>
-            <m:t>b</m:t>
-          </m:r>
-          <m:r>
-            <m:rPr>
-              <m:sty m:val="p"/>
-            </m:rPr>
-            <m:t>⋅</m:t>
-          </m:r>
-          <m:r>
-            <m:rPr>
-              <m:sty m:val="b"/>
-            </m:rPr>
-            <m:t>b</m:t>
-          </m:r>
-          <m:r>
-            <m:rPr>
-              <m:sty m:val="p"/>
-            </m:rPr>
-            <m:t>−</m:t>
-          </m:r>
-          <m:r>
-            <m:t>2</m:t>
-          </m:r>
-          <m:r>
-            <m:rPr>
-              <m:sty m:val="b"/>
-            </m:rPr>
-            <m:t>a</m:t>
-          </m:r>
-          <m:r>
-            <m:rPr>
-              <m:sty m:val="p"/>
-            </m:rPr>
-            <m:t>⋅</m:t>
-          </m:r>
-          <m:r>
-            <m:rPr>
-              <m:sty m:val="b"/>
-            </m:rPr>
-            <m:t>b</m:t>
-          </m:r>
-          <m:r>
-            <m:rPr>
-              <m:sty m:val="p"/>
-            </m:rPr>
-            <m:t>+</m:t>
-          </m:r>
-          <m:r>
-            <m:rPr>
-              <m:sty m:val="b"/>
-            </m:rPr>
-            <m:t>a</m:t>
-          </m:r>
-          <m:r>
-            <m:rPr>
-              <m:sty m:val="p"/>
-            </m:rPr>
-            <m:t>⋅</m:t>
-          </m:r>
-          <m:r>
-            <m:rPr>
-              <m:sty m:val="b"/>
-            </m:rPr>
-            <m:t>a</m:t>
-          </m:r>
-          <m:r>
-            <m:rPr>
-              <m:sty m:val="p"/>
-            </m:rPr>
-            <m:t>=</m:t>
-          </m:r>
-          <m:sSup>
-            <m:e>
-              <m:d>
-                <m:dPr>
-                  <m:begChr m:val="|"/>
-                  <m:sepChr m:val=""/>
-                  <m:endChr m:val="|"/>
-                  <m:grow/>
-                </m:dPr>
-                <m:e>
-                  <m:r>
-                    <m:rPr>
-                      <m:sty m:val="b"/>
-                    </m:rPr>
-                    <m:t>b</m:t>
-                  </m:r>
-                </m:e>
-              </m:d>
             </m:e>
             <m:sup>
               <m:r>
@@ -5452,24 +5498,26 @@
             </m:rPr>
             <m:t>+</m:t>
           </m:r>
+          <m:r>
+            <m:rPr>
+              <m:sty m:val="p"/>
+            </m:rPr>
+            <m:t>|</m:t>
+          </m:r>
+          <m:r>
+            <m:rPr>
+              <m:sty m:val="b"/>
+            </m:rPr>
+            <m:t>a</m:t>
+          </m:r>
           <m:sSup>
             <m:e>
-              <m:d>
-                <m:dPr>
-                  <m:begChr m:val="|"/>
-                  <m:sepChr m:val=""/>
-                  <m:endChr m:val="|"/>
-                  <m:grow/>
-                </m:dPr>
-                <m:e>
-                  <m:r>
-                    <m:rPr>
-                      <m:sty m:val="b"/>
-                    </m:rPr>
-                    <m:t>a</m:t>
-                  </m:r>
-                </m:e>
-              </m:d>
+              <m:r>
+                <m:rPr>
+                  <m:sty m:val="p"/>
+                </m:rPr>
+                <m:t>|</m:t>
+              </m:r>
             </m:e>
             <m:sup>
               <m:r>
@@ -5491,24 +5539,26 @@
         <w:t xml:space="preserve"> </w:t>
       </w:r>
       <m:oMath>
+        <m:r>
+          <m:rPr>
+            <m:sty m:val="p"/>
+          </m:rPr>
+          <m:t>|</m:t>
+        </m:r>
+        <m:r>
+          <m:rPr>
+            <m:sty m:val="b"/>
+          </m:rPr>
+          <m:t>a</m:t>
+        </m:r>
         <m:sSup>
           <m:e>
-            <m:d>
-              <m:dPr>
-                <m:begChr m:val="|"/>
-                <m:sepChr m:val=""/>
-                <m:endChr m:val="|"/>
-                <m:grow/>
-              </m:dPr>
-              <m:e>
-                <m:r>
-                  <m:rPr>
-                    <m:sty m:val="b"/>
-                  </m:rPr>
-                  <m:t>a</m:t>
-                </m:r>
-              </m:e>
-            </m:d>
+            <m:r>
+              <m:rPr>
+                <m:sty m:val="p"/>
+              </m:rPr>
+              <m:t>|</m:t>
+            </m:r>
           </m:e>
           <m:sup>
             <m:r>
@@ -5545,24 +5595,26 @@
         <w:t xml:space="preserve"> </w:t>
       </w:r>
       <m:oMath>
+        <m:r>
+          <m:rPr>
+            <m:sty m:val="p"/>
+          </m:rPr>
+          <m:t>|</m:t>
+        </m:r>
+        <m:r>
+          <m:rPr>
+            <m:sty m:val="b"/>
+          </m:rPr>
+          <m:t>b</m:t>
+        </m:r>
         <m:sSup>
           <m:e>
-            <m:d>
-              <m:dPr>
-                <m:begChr m:val="|"/>
-                <m:sepChr m:val=""/>
-                <m:endChr m:val="|"/>
-                <m:grow/>
-              </m:dPr>
-              <m:e>
-                <m:r>
-                  <m:rPr>
-                    <m:sty m:val="b"/>
-                  </m:rPr>
-                  <m:t>b</m:t>
-                </m:r>
-              </m:e>
-            </m:d>
+            <m:r>
+              <m:rPr>
+                <m:sty m:val="p"/>
+              </m:rPr>
+              <m:t>|</m:t>
+            </m:r>
           </m:e>
           <m:sup>
             <m:r>
@@ -5635,19 +5687,21 @@
             </m:rPr>
             <m:t>cos</m:t>
           </m:r>
-          <m:d>
-            <m:dPr>
-              <m:begChr m:val="("/>
-              <m:sepChr m:val=""/>
-              <m:endChr m:val=")"/>
-              <m:grow/>
-            </m:dPr>
-            <m:e>
-              <m:r>
-                <m:t>θ</m:t>
-              </m:r>
-            </m:e>
-          </m:d>
+          <m:r>
+            <m:rPr>
+              <m:sty m:val="p"/>
+            </m:rPr>
+            <m:t>(</m:t>
+          </m:r>
+          <m:r>
+            <m:t>θ</m:t>
+          </m:r>
+          <m:r>
+            <m:rPr>
+              <m:sty m:val="p"/>
+            </m:rPr>
+            <m:t>)</m:t>
+          </m:r>
           <m:r>
             <m:rPr>
               <m:sty m:val="p"/>
@@ -5807,19 +5861,21 @@
             </m:rPr>
             <m:t>cos</m:t>
           </m:r>
-          <m:d>
-            <m:dPr>
-              <m:begChr m:val="("/>
-              <m:sepChr m:val=""/>
-              <m:endChr m:val=")"/>
-              <m:grow/>
-            </m:dPr>
-            <m:e>
-              <m:r>
-                <m:t>θ</m:t>
-              </m:r>
-            </m:e>
-          </m:d>
+          <m:r>
+            <m:rPr>
+              <m:sty m:val="p"/>
+            </m:rPr>
+            <m:t>(</m:t>
+          </m:r>
+          <m:r>
+            <m:t>θ</m:t>
+          </m:r>
+          <m:r>
+            <m:rPr>
+              <m:sty m:val="p"/>
+            </m:rPr>
+            <m:t>)</m:t>
+          </m:r>
           <m:r>
             <m:rPr>
               <m:sty m:val="p"/>
@@ -5882,57 +5938,63 @@
           </m:rPr>
           <m:t>=</m:t>
         </m:r>
-        <m:d>
-          <m:dPr>
-            <m:begChr m:val="|"/>
-            <m:sepChr m:val=""/>
-            <m:endChr m:val="|"/>
-            <m:grow/>
-          </m:dPr>
-          <m:e>
-            <m:r>
-              <m:rPr>
-                <m:sty m:val="b"/>
-              </m:rPr>
-              <m:t>a</m:t>
-            </m:r>
-          </m:e>
-        </m:d>
-        <m:d>
-          <m:dPr>
-            <m:begChr m:val="|"/>
-            <m:sepChr m:val=""/>
-            <m:endChr m:val="|"/>
-            <m:grow/>
-          </m:dPr>
-          <m:e>
-            <m:r>
-              <m:rPr>
-                <m:sty m:val="b"/>
-              </m:rPr>
-              <m:t>b</m:t>
-            </m:r>
-          </m:e>
-        </m:d>
         <m:r>
           <m:rPr>
             <m:sty m:val="p"/>
           </m:rPr>
+          <m:t>|</m:t>
+        </m:r>
+        <m:r>
+          <m:rPr>
+            <m:sty m:val="b"/>
+          </m:rPr>
+          <m:t>a</m:t>
+        </m:r>
+        <m:r>
+          <m:rPr>
+            <m:sty m:val="p"/>
+          </m:rPr>
+          <m:t>|</m:t>
+        </m:r>
+        <m:r>
+          <m:rPr>
+            <m:sty m:val="p"/>
+          </m:rPr>
+          <m:t>|</m:t>
+        </m:r>
+        <m:r>
+          <m:rPr>
+            <m:sty m:val="b"/>
+          </m:rPr>
+          <m:t>b</m:t>
+        </m:r>
+        <m:r>
+          <m:rPr>
+            <m:sty m:val="p"/>
+          </m:rPr>
+          <m:t>|</m:t>
+        </m:r>
+        <m:r>
+          <m:rPr>
+            <m:sty m:val="p"/>
+          </m:rPr>
           <m:t>cos</m:t>
         </m:r>
-        <m:d>
-          <m:dPr>
-            <m:begChr m:val="("/>
-            <m:sepChr m:val=""/>
-            <m:endChr m:val=")"/>
-            <m:grow/>
-          </m:dPr>
-          <m:e>
-            <m:r>
-              <m:t>θ</m:t>
-            </m:r>
-          </m:e>
-        </m:d>
+        <m:r>
+          <m:rPr>
+            <m:sty m:val="p"/>
+          </m:rPr>
+          <m:t>(</m:t>
+        </m:r>
+        <m:r>
+          <m:t>θ</m:t>
+        </m:r>
+        <m:r>
+          <m:rPr>
+            <m:sty m:val="p"/>
+          </m:rPr>
+          <m:t>)</m:t>
+        </m:r>
       </m:oMath>
       <w:r>
         <w:t xml:space="preserve"> </w:t>
@@ -5941,8 +6003,8 @@
         <w:t xml:space="preserve">as required.</w:t>
       </w:r>
     </w:p>
-    <w:bookmarkEnd w:id="48"/>
-    <w:bookmarkStart w:id="55" w:name="proof-of-properties-6-and-7"/>
+    <w:bookmarkEnd w:id="37"/>
+    <w:bookmarkStart w:id="44" w:name="proof-of-properties-6-and-7"/>
     <w:p>
       <w:pPr>
         <w:pStyle w:val="Heading1"/>
@@ -5951,7 +6013,7 @@
         <w:t xml:space="preserve">Proof of properties (6) and (7)</w:t>
       </w:r>
     </w:p>
-    <w:bookmarkStart w:id="51" w:name="proof-of-property-6"/>
+    <w:bookmarkStart w:id="40" w:name="proof-of-property-6"/>
     <w:p>
       <w:pPr>
         <w:pStyle w:val="Heading3"/>
@@ -6001,18 +6063,18 @@
                 <wp:inline>
                   <wp:extent cx="152400" cy="152400"/>
                   <wp:effectExtent b="0" l="0" r="0" t="0"/>
-                  <wp:docPr descr="" title="" id="49" name="Picture"/>
+                  <wp:docPr descr="" title="" id="38" name="Picture"/>
                   <a:graphic>
                     <a:graphicData uri="http://schemas.openxmlformats.org/drawingml/2006/picture">
                       <pic:pic>
                         <pic:nvPicPr>
-                          <pic:cNvPr descr="/Applications/quarto/share/formats/docx/note.png" id="50" name="Picture"/>
+                          <pic:cNvPr descr="/Applications/quarto/share/formats/docx/note.png" id="39" name="Picture"/>
                           <pic:cNvPicPr>
                             <a:picLocks noChangeArrowheads="1" noChangeAspect="1"/>
                           </pic:cNvPicPr>
                         </pic:nvPicPr>
                         <pic:blipFill>
-                          <a:blip r:embed="rId25"/>
+                          <a:blip r:embed="rId14"/>
                           <a:stretch>
                             <a:fillRect/>
                           </a:stretch>
@@ -6158,7 +6220,7 @@
             <w:r>
               <w:t xml:space="preserve"> </w:t>
             </w:r>
-            <w:hyperlink r:id="rId22">
+            <w:hyperlink r:id="rId11">
               <w:r>
                 <w:rPr>
                   <w:rStyle w:val="Hyperlink"/>
@@ -6203,38 +6265,42 @@
                   </m:rPr>
                   <m:t>=</m:t>
                 </m:r>
-                <m:d>
-                  <m:dPr>
-                    <m:begChr m:val="|"/>
-                    <m:sepChr m:val=""/>
-                    <m:endChr m:val="|"/>
-                    <m:grow/>
-                  </m:dPr>
-                  <m:e>
-                    <m:r>
-                      <m:rPr>
-                        <m:sty m:val="b"/>
-                      </m:rPr>
-                      <m:t>a</m:t>
-                    </m:r>
-                  </m:e>
-                </m:d>
-                <m:d>
-                  <m:dPr>
-                    <m:begChr m:val="|"/>
-                    <m:sepChr m:val=""/>
-                    <m:endChr m:val="|"/>
-                    <m:grow/>
-                  </m:dPr>
-                  <m:e>
-                    <m:r>
-                      <m:rPr>
-                        <m:sty m:val="b"/>
-                      </m:rPr>
-                      <m:t>b</m:t>
-                    </m:r>
-                  </m:e>
-                </m:d>
+                <m:r>
+                  <m:rPr>
+                    <m:sty m:val="p"/>
+                  </m:rPr>
+                  <m:t>|</m:t>
+                </m:r>
+                <m:r>
+                  <m:rPr>
+                    <m:sty m:val="b"/>
+                  </m:rPr>
+                  <m:t>a</m:t>
+                </m:r>
+                <m:r>
+                  <m:rPr>
+                    <m:sty m:val="p"/>
+                  </m:rPr>
+                  <m:t>|</m:t>
+                </m:r>
+                <m:r>
+                  <m:rPr>
+                    <m:sty m:val="p"/>
+                  </m:rPr>
+                  <m:t>|</m:t>
+                </m:r>
+                <m:r>
+                  <m:rPr>
+                    <m:sty m:val="b"/>
+                  </m:rPr>
+                  <m:t>b</m:t>
+                </m:r>
+                <m:r>
+                  <m:rPr>
+                    <m:sty m:val="p"/>
+                  </m:rPr>
+                  <m:t>|</m:t>
+                </m:r>
                 <m:r>
                   <m:rPr>
                     <m:sty m:val="p"/>
@@ -6338,7 +6404,7 @@
             <w:r>
               <w:t xml:space="preserve"> </w:t>
             </w:r>
-            <w:hyperlink r:id="rId22">
+            <w:hyperlink r:id="rId11">
               <w:r>
                 <w:rPr>
                   <w:rStyle w:val="Hyperlink"/>
@@ -6389,38 +6455,42 @@
                   </m:rPr>
                   <m:t>−</m:t>
                 </m:r>
-                <m:d>
-                  <m:dPr>
-                    <m:begChr m:val="|"/>
-                    <m:sepChr m:val=""/>
-                    <m:endChr m:val="|"/>
-                    <m:grow/>
-                  </m:dPr>
-                  <m:e>
-                    <m:r>
-                      <m:rPr>
-                        <m:sty m:val="b"/>
-                      </m:rPr>
-                      <m:t>a</m:t>
-                    </m:r>
-                  </m:e>
-                </m:d>
-                <m:d>
-                  <m:dPr>
-                    <m:begChr m:val="|"/>
-                    <m:sepChr m:val=""/>
-                    <m:endChr m:val="|"/>
-                    <m:grow/>
-                  </m:dPr>
-                  <m:e>
-                    <m:r>
-                      <m:rPr>
-                        <m:sty m:val="b"/>
-                      </m:rPr>
-                      <m:t>b</m:t>
-                    </m:r>
-                  </m:e>
-                </m:d>
+                <m:r>
+                  <m:rPr>
+                    <m:sty m:val="p"/>
+                  </m:rPr>
+                  <m:t>|</m:t>
+                </m:r>
+                <m:r>
+                  <m:rPr>
+                    <m:sty m:val="b"/>
+                  </m:rPr>
+                  <m:t>a</m:t>
+                </m:r>
+                <m:r>
+                  <m:rPr>
+                    <m:sty m:val="p"/>
+                  </m:rPr>
+                  <m:t>|</m:t>
+                </m:r>
+                <m:r>
+                  <m:rPr>
+                    <m:sty m:val="p"/>
+                  </m:rPr>
+                  <m:t>|</m:t>
+                </m:r>
+                <m:r>
+                  <m:rPr>
+                    <m:sty m:val="b"/>
+                  </m:rPr>
+                  <m:t>b</m:t>
+                </m:r>
+                <m:r>
+                  <m:rPr>
+                    <m:sty m:val="p"/>
+                  </m:rPr>
+                  <m:t>|</m:t>
+                </m:r>
                 <m:r>
                   <m:rPr>
                     <m:sty m:val="p"/>
@@ -6530,23 +6600,25 @@
           </m:rPr>
           <m:t>cos</m:t>
         </m:r>
-        <m:d>
-          <m:dPr>
-            <m:begChr m:val="("/>
-            <m:sepChr m:val=""/>
-            <m:endChr m:val=")"/>
-            <m:grow/>
-          </m:dPr>
-          <m:e>
-            <m:r>
-              <m:t>0</m:t>
-            </m:r>
-          </m:e>
-        </m:d>
         <m:r>
           <m:rPr>
             <m:sty m:val="p"/>
           </m:rPr>
+          <m:t>(</m:t>
+        </m:r>
+        <m:r>
+          <m:t>0</m:t>
+        </m:r>
+        <m:r>
+          <m:rPr>
+            <m:sty m:val="p"/>
+          </m:rPr>
+          <m:t>)</m:t>
+        </m:r>
+        <m:r>
+          <m:rPr>
+            <m:sty m:val="p"/>
+          </m:rPr>
           <m:t>=</m:t>
         </m:r>
         <m:r>
@@ -6562,7 +6634,7 @@
       <w:r>
         <w:t xml:space="preserve"> </w:t>
       </w:r>
-      <w:hyperlink r:id="rId23">
+      <w:hyperlink r:id="rId12">
         <w:r>
           <w:rPr>
             <w:rStyle w:val="Hyperlink"/>
@@ -6579,7 +6651,7 @@
       <w:r>
         <w:t xml:space="preserve"> </w:t>
       </w:r>
-      <w:hyperlink r:id="rId24">
+      <w:hyperlink r:id="rId13">
         <w:r>
           <w:rPr>
             <w:rStyle w:val="Hyperlink"/>
@@ -6624,146 +6696,162 @@
             </m:rPr>
             <m:t>=</m:t>
           </m:r>
-          <m:d>
-            <m:dPr>
-              <m:begChr m:val="|"/>
-              <m:sepChr m:val=""/>
-              <m:endChr m:val="|"/>
-              <m:grow/>
-            </m:dPr>
-            <m:e>
-              <m:r>
-                <m:rPr>
-                  <m:sty m:val="b"/>
-                </m:rPr>
-                <m:t>a</m:t>
-              </m:r>
-            </m:e>
-          </m:d>
-          <m:d>
-            <m:dPr>
-              <m:begChr m:val="|"/>
-              <m:sepChr m:val=""/>
-              <m:endChr m:val="|"/>
-              <m:grow/>
-            </m:dPr>
-            <m:e>
-              <m:r>
-                <m:rPr>
-                  <m:sty m:val="b"/>
-                </m:rPr>
-                <m:t>b</m:t>
-              </m:r>
-            </m:e>
-          </m:d>
+          <m:r>
+            <m:rPr>
+              <m:sty m:val="p"/>
+            </m:rPr>
+            <m:t>|</m:t>
+          </m:r>
+          <m:r>
+            <m:rPr>
+              <m:sty m:val="b"/>
+            </m:rPr>
+            <m:t>a</m:t>
+          </m:r>
+          <m:r>
+            <m:rPr>
+              <m:sty m:val="p"/>
+            </m:rPr>
+            <m:t>|</m:t>
+          </m:r>
+          <m:r>
+            <m:rPr>
+              <m:sty m:val="p"/>
+            </m:rPr>
+            <m:t>|</m:t>
+          </m:r>
+          <m:r>
+            <m:rPr>
+              <m:sty m:val="b"/>
+            </m:rPr>
+            <m:t>b</m:t>
+          </m:r>
+          <m:r>
+            <m:rPr>
+              <m:sty m:val="p"/>
+            </m:rPr>
+            <m:t>|</m:t>
+          </m:r>
           <m:r>
             <m:rPr>
               <m:sty m:val="p"/>
             </m:rPr>
             <m:t>cos</m:t>
           </m:r>
-          <m:d>
-            <m:dPr>
-              <m:begChr m:val="("/>
-              <m:sepChr m:val=""/>
-              <m:endChr m:val=")"/>
-              <m:grow/>
-            </m:dPr>
-            <m:e>
-              <m:r>
-                <m:t>0</m:t>
-              </m:r>
-            </m:e>
-          </m:d>
+          <m:r>
+            <m:rPr>
+              <m:sty m:val="p"/>
+            </m:rPr>
+            <m:t>(</m:t>
+          </m:r>
+          <m:r>
+            <m:t>0</m:t>
+          </m:r>
+          <m:r>
+            <m:rPr>
+              <m:sty m:val="p"/>
+            </m:rPr>
+            <m:t>)</m:t>
+          </m:r>
           <m:r>
             <m:rPr>
               <m:sty m:val="p"/>
             </m:rPr>
             <m:t>=</m:t>
           </m:r>
-          <m:d>
-            <m:dPr>
-              <m:begChr m:val="|"/>
-              <m:sepChr m:val=""/>
-              <m:endChr m:val="|"/>
-              <m:grow/>
-            </m:dPr>
-            <m:e>
-              <m:r>
-                <m:rPr>
-                  <m:sty m:val="b"/>
-                </m:rPr>
-                <m:t>a</m:t>
-              </m:r>
-            </m:e>
-          </m:d>
-          <m:d>
-            <m:dPr>
-              <m:begChr m:val="|"/>
-              <m:sepChr m:val=""/>
-              <m:endChr m:val="|"/>
-              <m:grow/>
-            </m:dPr>
-            <m:e>
-              <m:r>
-                <m:rPr>
-                  <m:sty m:val="b"/>
-                </m:rPr>
-                <m:t>b</m:t>
-              </m:r>
-            </m:e>
-          </m:d>
-          <m:d>
-            <m:dPr>
-              <m:begChr m:val="("/>
-              <m:sepChr m:val=""/>
-              <m:endChr m:val=")"/>
-              <m:grow/>
-            </m:dPr>
-            <m:e>
-              <m:r>
-                <m:t>1</m:t>
-              </m:r>
-            </m:e>
-          </m:d>
+          <m:r>
+            <m:rPr>
+              <m:sty m:val="p"/>
+            </m:rPr>
+            <m:t>|</m:t>
+          </m:r>
+          <m:r>
+            <m:rPr>
+              <m:sty m:val="b"/>
+            </m:rPr>
+            <m:t>a</m:t>
+          </m:r>
+          <m:r>
+            <m:rPr>
+              <m:sty m:val="p"/>
+            </m:rPr>
+            <m:t>|</m:t>
+          </m:r>
+          <m:r>
+            <m:rPr>
+              <m:sty m:val="p"/>
+            </m:rPr>
+            <m:t>|</m:t>
+          </m:r>
+          <m:r>
+            <m:rPr>
+              <m:sty m:val="b"/>
+            </m:rPr>
+            <m:t>b</m:t>
+          </m:r>
+          <m:r>
+            <m:rPr>
+              <m:sty m:val="p"/>
+            </m:rPr>
+            <m:t>|</m:t>
+          </m:r>
+          <m:r>
+            <m:rPr>
+              <m:sty m:val="p"/>
+            </m:rPr>
+            <m:t>(</m:t>
+          </m:r>
+          <m:r>
+            <m:t>1</m:t>
+          </m:r>
+          <m:r>
+            <m:rPr>
+              <m:sty m:val="p"/>
+            </m:rPr>
+            <m:t>)</m:t>
+          </m:r>
           <m:r>
             <m:rPr>
               <m:sty m:val="p"/>
             </m:rPr>
             <m:t>=</m:t>
           </m:r>
-          <m:d>
-            <m:dPr>
-              <m:begChr m:val="|"/>
-              <m:sepChr m:val=""/>
-              <m:endChr m:val="|"/>
-              <m:grow/>
-            </m:dPr>
-            <m:e>
-              <m:r>
-                <m:rPr>
-                  <m:sty m:val="b"/>
-                </m:rPr>
-                <m:t>a</m:t>
-              </m:r>
-            </m:e>
-          </m:d>
-          <m:d>
-            <m:dPr>
-              <m:begChr m:val="|"/>
-              <m:sepChr m:val=""/>
-              <m:endChr m:val="|"/>
-              <m:grow/>
-            </m:dPr>
-            <m:e>
-              <m:r>
-                <m:rPr>
-                  <m:sty m:val="b"/>
-                </m:rPr>
-                <m:t>b</m:t>
-              </m:r>
-            </m:e>
-          </m:d>
+          <m:r>
+            <m:rPr>
+              <m:sty m:val="p"/>
+            </m:rPr>
+            <m:t>|</m:t>
+          </m:r>
+          <m:r>
+            <m:rPr>
+              <m:sty m:val="b"/>
+            </m:rPr>
+            <m:t>a</m:t>
+          </m:r>
+          <m:r>
+            <m:rPr>
+              <m:sty m:val="p"/>
+            </m:rPr>
+            <m:t>|</m:t>
+          </m:r>
+          <m:r>
+            <m:rPr>
+              <m:sty m:val="p"/>
+            </m:rPr>
+            <m:t>|</m:t>
+          </m:r>
+          <m:r>
+            <m:rPr>
+              <m:sty m:val="b"/>
+            </m:rPr>
+            <m:t>b</m:t>
+          </m:r>
+          <m:r>
+            <m:rPr>
+              <m:sty m:val="p"/>
+            </m:rPr>
+            <m:t>|</m:t>
+          </m:r>
         </m:oMath>
       </m:oMathPara>
     </w:p>
@@ -6893,7 +6981,7 @@
       <w:r>
         <w:t xml:space="preserve"> </w:t>
       </w:r>
-      <w:hyperlink r:id="rId23">
+      <w:hyperlink r:id="rId12">
         <w:r>
           <w:rPr>
             <w:rStyle w:val="Hyperlink"/>
@@ -6910,7 +6998,7 @@
       <w:r>
         <w:t xml:space="preserve"> </w:t>
       </w:r>
-      <w:hyperlink r:id="rId24">
+      <w:hyperlink r:id="rId13">
         <w:r>
           <w:rPr>
             <w:rStyle w:val="Hyperlink"/>
@@ -6955,114 +7043,126 @@
             </m:rPr>
             <m:t>=</m:t>
           </m:r>
-          <m:d>
-            <m:dPr>
-              <m:begChr m:val="|"/>
-              <m:sepChr m:val=""/>
-              <m:endChr m:val="|"/>
-              <m:grow/>
-            </m:dPr>
-            <m:e>
-              <m:r>
-                <m:rPr>
-                  <m:sty m:val="b"/>
-                </m:rPr>
-                <m:t>a</m:t>
-              </m:r>
-            </m:e>
-          </m:d>
-          <m:d>
-            <m:dPr>
-              <m:begChr m:val="|"/>
-              <m:sepChr m:val=""/>
-              <m:endChr m:val="|"/>
-              <m:grow/>
-            </m:dPr>
-            <m:e>
-              <m:r>
-                <m:rPr>
-                  <m:sty m:val="b"/>
-                </m:rPr>
-                <m:t>b</m:t>
-              </m:r>
-            </m:e>
-          </m:d>
+          <m:r>
+            <m:rPr>
+              <m:sty m:val="p"/>
+            </m:rPr>
+            <m:t>|</m:t>
+          </m:r>
+          <m:r>
+            <m:rPr>
+              <m:sty m:val="b"/>
+            </m:rPr>
+            <m:t>a</m:t>
+          </m:r>
+          <m:r>
+            <m:rPr>
+              <m:sty m:val="p"/>
+            </m:rPr>
+            <m:t>|</m:t>
+          </m:r>
+          <m:r>
+            <m:rPr>
+              <m:sty m:val="p"/>
+            </m:rPr>
+            <m:t>|</m:t>
+          </m:r>
+          <m:r>
+            <m:rPr>
+              <m:sty m:val="b"/>
+            </m:rPr>
+            <m:t>b</m:t>
+          </m:r>
+          <m:r>
+            <m:rPr>
+              <m:sty m:val="p"/>
+            </m:rPr>
+            <m:t>|</m:t>
+          </m:r>
           <m:r>
             <m:rPr>
               <m:sty m:val="p"/>
             </m:rPr>
             <m:t>cos</m:t>
           </m:r>
-          <m:d>
-            <m:dPr>
-              <m:begChr m:val="("/>
-              <m:sepChr m:val=""/>
-              <m:endChr m:val=")"/>
-              <m:grow/>
-            </m:dPr>
-            <m:e>
-              <m:r>
-                <m:t>π</m:t>
-              </m:r>
-            </m:e>
-          </m:d>
+          <m:r>
+            <m:rPr>
+              <m:sty m:val="p"/>
+            </m:rPr>
+            <m:t>(</m:t>
+          </m:r>
+          <m:r>
+            <m:t>π</m:t>
+          </m:r>
+          <m:r>
+            <m:rPr>
+              <m:sty m:val="p"/>
+            </m:rPr>
+            <m:t>)</m:t>
+          </m:r>
           <m:r>
             <m:rPr>
               <m:sty m:val="p"/>
             </m:rPr>
             <m:t>=</m:t>
           </m:r>
-          <m:d>
-            <m:dPr>
-              <m:begChr m:val="|"/>
-              <m:sepChr m:val=""/>
-              <m:endChr m:val="|"/>
-              <m:grow/>
-            </m:dPr>
-            <m:e>
-              <m:r>
-                <m:rPr>
-                  <m:sty m:val="b"/>
-                </m:rPr>
-                <m:t>a</m:t>
-              </m:r>
-            </m:e>
-          </m:d>
-          <m:d>
-            <m:dPr>
-              <m:begChr m:val="|"/>
-              <m:sepChr m:val=""/>
-              <m:endChr m:val="|"/>
-              <m:grow/>
-            </m:dPr>
-            <m:e>
-              <m:r>
-                <m:rPr>
-                  <m:sty m:val="b"/>
-                </m:rPr>
-                <m:t>b</m:t>
-              </m:r>
-            </m:e>
-          </m:d>
-          <m:d>
-            <m:dPr>
-              <m:begChr m:val="("/>
-              <m:sepChr m:val=""/>
-              <m:endChr m:val=")"/>
-              <m:grow/>
-            </m:dPr>
-            <m:e>
-              <m:r>
-                <m:rPr>
-                  <m:sty m:val="p"/>
-                </m:rPr>
-                <m:t>−</m:t>
-              </m:r>
-              <m:r>
-                <m:t>1</m:t>
-              </m:r>
-            </m:e>
-          </m:d>
+          <m:r>
+            <m:rPr>
+              <m:sty m:val="p"/>
+            </m:rPr>
+            <m:t>|</m:t>
+          </m:r>
+          <m:r>
+            <m:rPr>
+              <m:sty m:val="b"/>
+            </m:rPr>
+            <m:t>a</m:t>
+          </m:r>
+          <m:r>
+            <m:rPr>
+              <m:sty m:val="p"/>
+            </m:rPr>
+            <m:t>|</m:t>
+          </m:r>
+          <m:r>
+            <m:rPr>
+              <m:sty m:val="p"/>
+            </m:rPr>
+            <m:t>|</m:t>
+          </m:r>
+          <m:r>
+            <m:rPr>
+              <m:sty m:val="b"/>
+            </m:rPr>
+            <m:t>b</m:t>
+          </m:r>
+          <m:r>
+            <m:rPr>
+              <m:sty m:val="p"/>
+            </m:rPr>
+            <m:t>|</m:t>
+          </m:r>
+          <m:r>
+            <m:rPr>
+              <m:sty m:val="p"/>
+            </m:rPr>
+            <m:t>(</m:t>
+          </m:r>
+          <m:r>
+            <m:rPr>
+              <m:sty m:val="p"/>
+            </m:rPr>
+            <m:t>−</m:t>
+          </m:r>
+          <m:r>
+            <m:t>1</m:t>
+          </m:r>
+          <m:r>
+            <m:rPr>
+              <m:sty m:val="p"/>
+            </m:rPr>
+            <m:t>)</m:t>
+          </m:r>
           <m:r>
             <m:rPr>
               <m:sty m:val="p"/>
@@ -7075,38 +7175,42 @@
             </m:rPr>
             <m:t>−</m:t>
           </m:r>
-          <m:d>
-            <m:dPr>
-              <m:begChr m:val="|"/>
-              <m:sepChr m:val=""/>
-              <m:endChr m:val="|"/>
-              <m:grow/>
-            </m:dPr>
-            <m:e>
-              <m:r>
-                <m:rPr>
-                  <m:sty m:val="b"/>
-                </m:rPr>
-                <m:t>a</m:t>
-              </m:r>
-            </m:e>
-          </m:d>
-          <m:d>
-            <m:dPr>
-              <m:begChr m:val="|"/>
-              <m:sepChr m:val=""/>
-              <m:endChr m:val="|"/>
-              <m:grow/>
-            </m:dPr>
-            <m:e>
-              <m:r>
-                <m:rPr>
-                  <m:sty m:val="b"/>
-                </m:rPr>
-                <m:t>b</m:t>
-              </m:r>
-            </m:e>
-          </m:d>
+          <m:r>
+            <m:rPr>
+              <m:sty m:val="p"/>
+            </m:rPr>
+            <m:t>|</m:t>
+          </m:r>
+          <m:r>
+            <m:rPr>
+              <m:sty m:val="b"/>
+            </m:rPr>
+            <m:t>a</m:t>
+          </m:r>
+          <m:r>
+            <m:rPr>
+              <m:sty m:val="p"/>
+            </m:rPr>
+            <m:t>|</m:t>
+          </m:r>
+          <m:r>
+            <m:rPr>
+              <m:sty m:val="p"/>
+            </m:rPr>
+            <m:t>|</m:t>
+          </m:r>
+          <m:r>
+            <m:rPr>
+              <m:sty m:val="b"/>
+            </m:rPr>
+            <m:t>b</m:t>
+          </m:r>
+          <m:r>
+            <m:rPr>
+              <m:sty m:val="p"/>
+            </m:rPr>
+            <m:t>|</m:t>
+          </m:r>
           <m:r>
             <m:rPr>
               <m:sty m:val="p"/>
@@ -7116,8 +7220,8 @@
         </m:oMath>
       </m:oMathPara>
     </w:p>
-    <w:bookmarkEnd w:id="51"/>
-    <w:bookmarkStart w:id="54" w:name="proof-of-property-7"/>
+    <w:bookmarkEnd w:id="40"/>
+    <w:bookmarkStart w:id="43" w:name="proof-of-property-7"/>
     <w:p>
       <w:pPr>
         <w:pStyle w:val="Heading3"/>
@@ -7167,18 +7271,18 @@
                 <wp:inline>
                   <wp:extent cx="152400" cy="152400"/>
                   <wp:effectExtent b="0" l="0" r="0" t="0"/>
-                  <wp:docPr descr="" title="" id="52" name="Picture"/>
+                  <wp:docPr descr="" title="" id="41" name="Picture"/>
                   <a:graphic>
                     <a:graphicData uri="http://schemas.openxmlformats.org/drawingml/2006/picture">
                       <pic:pic>
                         <pic:nvPicPr>
-                          <pic:cNvPr descr="/Applications/quarto/share/formats/docx/note.png" id="53" name="Picture"/>
+                          <pic:cNvPr descr="/Applications/quarto/share/formats/docx/note.png" id="42" name="Picture"/>
                           <pic:cNvPicPr>
                             <a:picLocks noChangeArrowheads="1" noChangeAspect="1"/>
                           </pic:cNvPicPr>
                         </pic:nvPicPr>
                         <pic:blipFill>
-                          <a:blip r:embed="rId25"/>
+                          <a:blip r:embed="rId14"/>
                           <a:stretch>
                             <a:fillRect/>
                           </a:stretch>
@@ -7490,7 +7594,7 @@
       <w:r>
         <w:t xml:space="preserve"> </w:t>
       </w:r>
-      <w:hyperlink r:id="rId23">
+      <w:hyperlink r:id="rId12">
         <w:r>
           <w:rPr>
             <w:rStyle w:val="Hyperlink"/>
@@ -7507,7 +7611,7 @@
       <w:r>
         <w:t xml:space="preserve"> </w:t>
       </w:r>
-      <w:hyperlink r:id="rId24">
+      <w:hyperlink r:id="rId13">
         <w:r>
           <w:rPr>
             <w:rStyle w:val="Hyperlink"/>
@@ -7552,117 +7656,129 @@
             </m:rPr>
             <m:t>=</m:t>
           </m:r>
-          <m:d>
-            <m:dPr>
-              <m:begChr m:val="|"/>
-              <m:sepChr m:val=""/>
-              <m:endChr m:val="|"/>
-              <m:grow/>
-            </m:dPr>
-            <m:e>
-              <m:r>
-                <m:rPr>
-                  <m:sty m:val="b"/>
-                </m:rPr>
-                <m:t>a</m:t>
-              </m:r>
-            </m:e>
-          </m:d>
-          <m:d>
-            <m:dPr>
-              <m:begChr m:val="|"/>
-              <m:sepChr m:val=""/>
-              <m:endChr m:val="|"/>
-              <m:grow/>
-            </m:dPr>
-            <m:e>
-              <m:r>
-                <m:rPr>
-                  <m:sty m:val="b"/>
-                </m:rPr>
-                <m:t>b</m:t>
-              </m:r>
-            </m:e>
-          </m:d>
+          <m:r>
+            <m:rPr>
+              <m:sty m:val="p"/>
+            </m:rPr>
+            <m:t>|</m:t>
+          </m:r>
+          <m:r>
+            <m:rPr>
+              <m:sty m:val="b"/>
+            </m:rPr>
+            <m:t>a</m:t>
+          </m:r>
+          <m:r>
+            <m:rPr>
+              <m:sty m:val="p"/>
+            </m:rPr>
+            <m:t>|</m:t>
+          </m:r>
+          <m:r>
+            <m:rPr>
+              <m:sty m:val="p"/>
+            </m:rPr>
+            <m:t>|</m:t>
+          </m:r>
+          <m:r>
+            <m:rPr>
+              <m:sty m:val="b"/>
+            </m:rPr>
+            <m:t>b</m:t>
+          </m:r>
+          <m:r>
+            <m:rPr>
+              <m:sty m:val="p"/>
+            </m:rPr>
+            <m:t>|</m:t>
+          </m:r>
           <m:r>
             <m:rPr>
               <m:sty m:val="p"/>
             </m:rPr>
             <m:t>cos</m:t>
           </m:r>
-          <m:d>
-            <m:dPr>
-              <m:begChr m:val="("/>
-              <m:sepChr m:val=""/>
-              <m:endChr m:val=")"/>
-              <m:grow/>
-            </m:dPr>
-            <m:e>
-              <m:r>
-                <m:t>π</m:t>
-              </m:r>
-              <m:r>
-                <m:rPr>
-                  <m:sty m:val="p"/>
-                </m:rPr>
-                <m:t>/</m:t>
-              </m:r>
-              <m:r>
-                <m:t>2</m:t>
-              </m:r>
-            </m:e>
-          </m:d>
+          <m:r>
+            <m:rPr>
+              <m:sty m:val="p"/>
+            </m:rPr>
+            <m:t>(</m:t>
+          </m:r>
+          <m:r>
+            <m:t>π</m:t>
+          </m:r>
+          <m:r>
+            <m:rPr>
+              <m:sty m:val="p"/>
+            </m:rPr>
+            <m:t>/</m:t>
+          </m:r>
+          <m:r>
+            <m:t>2</m:t>
+          </m:r>
+          <m:r>
+            <m:rPr>
+              <m:sty m:val="p"/>
+            </m:rPr>
+            <m:t>)</m:t>
+          </m:r>
           <m:r>
             <m:rPr>
               <m:sty m:val="p"/>
             </m:rPr>
             <m:t>=</m:t>
           </m:r>
-          <m:d>
-            <m:dPr>
-              <m:begChr m:val="|"/>
-              <m:sepChr m:val=""/>
-              <m:endChr m:val="|"/>
-              <m:grow/>
-            </m:dPr>
-            <m:e>
-              <m:r>
-                <m:rPr>
-                  <m:sty m:val="b"/>
-                </m:rPr>
-                <m:t>a</m:t>
-              </m:r>
-            </m:e>
-          </m:d>
-          <m:d>
-            <m:dPr>
-              <m:begChr m:val="|"/>
-              <m:sepChr m:val=""/>
-              <m:endChr m:val="|"/>
-              <m:grow/>
-            </m:dPr>
-            <m:e>
-              <m:r>
-                <m:rPr>
-                  <m:sty m:val="b"/>
-                </m:rPr>
-                <m:t>b</m:t>
-              </m:r>
-            </m:e>
-          </m:d>
-          <m:d>
-            <m:dPr>
-              <m:begChr m:val="("/>
-              <m:sepChr m:val=""/>
-              <m:endChr m:val=")"/>
-              <m:grow/>
-            </m:dPr>
-            <m:e>
-              <m:r>
-                <m:t>0</m:t>
-              </m:r>
-            </m:e>
-          </m:d>
+          <m:r>
+            <m:rPr>
+              <m:sty m:val="p"/>
+            </m:rPr>
+            <m:t>|</m:t>
+          </m:r>
+          <m:r>
+            <m:rPr>
+              <m:sty m:val="b"/>
+            </m:rPr>
+            <m:t>a</m:t>
+          </m:r>
+          <m:r>
+            <m:rPr>
+              <m:sty m:val="p"/>
+            </m:rPr>
+            <m:t>|</m:t>
+          </m:r>
+          <m:r>
+            <m:rPr>
+              <m:sty m:val="p"/>
+            </m:rPr>
+            <m:t>|</m:t>
+          </m:r>
+          <m:r>
+            <m:rPr>
+              <m:sty m:val="b"/>
+            </m:rPr>
+            <m:t>b</m:t>
+          </m:r>
+          <m:r>
+            <m:rPr>
+              <m:sty m:val="p"/>
+            </m:rPr>
+            <m:t>|</m:t>
+          </m:r>
+          <m:r>
+            <m:rPr>
+              <m:sty m:val="p"/>
+            </m:rPr>
+            <m:t>(</m:t>
+          </m:r>
+          <m:r>
+            <m:t>0</m:t>
+          </m:r>
+          <m:r>
+            <m:rPr>
+              <m:sty m:val="p"/>
+            </m:rPr>
+            <m:t>)</m:t>
+          </m:r>
           <m:r>
             <m:rPr>
               <m:sty m:val="p"/>
@@ -7751,57 +7867,63 @@
             </m:rPr>
             <m:t>=</m:t>
           </m:r>
-          <m:d>
-            <m:dPr>
-              <m:begChr m:val="|"/>
-              <m:sepChr m:val=""/>
-              <m:endChr m:val="|"/>
-              <m:grow/>
-            </m:dPr>
-            <m:e>
-              <m:r>
-                <m:rPr>
-                  <m:sty m:val="b"/>
-                </m:rPr>
-                <m:t>a</m:t>
-              </m:r>
-            </m:e>
-          </m:d>
-          <m:d>
-            <m:dPr>
-              <m:begChr m:val="|"/>
-              <m:sepChr m:val=""/>
-              <m:endChr m:val="|"/>
-              <m:grow/>
-            </m:dPr>
-            <m:e>
-              <m:r>
-                <m:rPr>
-                  <m:sty m:val="b"/>
-                </m:rPr>
-                <m:t>b</m:t>
-              </m:r>
-            </m:e>
-          </m:d>
+          <m:r>
+            <m:rPr>
+              <m:sty m:val="p"/>
+            </m:rPr>
+            <m:t>|</m:t>
+          </m:r>
+          <m:r>
+            <m:rPr>
+              <m:sty m:val="b"/>
+            </m:rPr>
+            <m:t>a</m:t>
+          </m:r>
+          <m:r>
+            <m:rPr>
+              <m:sty m:val="p"/>
+            </m:rPr>
+            <m:t>|</m:t>
+          </m:r>
+          <m:r>
+            <m:rPr>
+              <m:sty m:val="p"/>
+            </m:rPr>
+            <m:t>|</m:t>
+          </m:r>
+          <m:r>
+            <m:rPr>
+              <m:sty m:val="b"/>
+            </m:rPr>
+            <m:t>b</m:t>
+          </m:r>
+          <m:r>
+            <m:rPr>
+              <m:sty m:val="p"/>
+            </m:rPr>
+            <m:t>|</m:t>
+          </m:r>
           <m:r>
             <m:rPr>
               <m:sty m:val="p"/>
             </m:rPr>
             <m:t>cos</m:t>
           </m:r>
-          <m:d>
-            <m:dPr>
-              <m:begChr m:val="("/>
-              <m:sepChr m:val=""/>
-              <m:endChr m:val=")"/>
-              <m:grow/>
-            </m:dPr>
-            <m:e>
-              <m:r>
-                <m:t>θ</m:t>
-              </m:r>
-            </m:e>
-          </m:d>
+          <m:r>
+            <m:rPr>
+              <m:sty m:val="p"/>
+            </m:rPr>
+            <m:t>(</m:t>
+          </m:r>
+          <m:r>
+            <m:t>θ</m:t>
+          </m:r>
+          <m:r>
+            <m:rPr>
+              <m:sty m:val="p"/>
+            </m:rPr>
+            <m:t>)</m:t>
+          </m:r>
           <m:r>
             <m:rPr>
               <m:sty m:val="p"/>
@@ -7876,23 +7998,25 @@
           </m:rPr>
           <m:t>cos</m:t>
         </m:r>
-        <m:d>
-          <m:dPr>
-            <m:begChr m:val="("/>
-            <m:sepChr m:val=""/>
-            <m:endChr m:val=")"/>
-            <m:grow/>
-          </m:dPr>
-          <m:e>
-            <m:r>
-              <m:t>θ</m:t>
-            </m:r>
-          </m:e>
-        </m:d>
         <m:r>
           <m:rPr>
             <m:sty m:val="p"/>
           </m:rPr>
+          <m:t>(</m:t>
+        </m:r>
+        <m:r>
+          <m:t>θ</m:t>
+        </m:r>
+        <m:r>
+          <m:rPr>
+            <m:sty m:val="p"/>
+          </m:rPr>
+          <m:t>)</m:t>
+        </m:r>
+        <m:r>
+          <m:rPr>
+            <m:sty m:val="p"/>
+          </m:rPr>
           <m:t>=</m:t>
         </m:r>
         <m:r>
@@ -8000,19 +8124,21 @@
           </m:rPr>
           <m:t>cos</m:t>
         </m:r>
-        <m:d>
-          <m:dPr>
-            <m:begChr m:val="("/>
-            <m:sepChr m:val=""/>
-            <m:endChr m:val=")"/>
-            <m:grow/>
-          </m:dPr>
-          <m:e>
-            <m:r>
-              <m:t>θ</m:t>
-            </m:r>
-          </m:e>
-        </m:d>
+        <m:r>
+          <m:rPr>
+            <m:sty m:val="p"/>
+          </m:rPr>
+          <m:t>(</m:t>
+        </m:r>
+        <m:r>
+          <m:t>θ</m:t>
+        </m:r>
+        <m:r>
+          <m:rPr>
+            <m:sty m:val="p"/>
+          </m:rPr>
+          <m:t>)</m:t>
+        </m:r>
         <m:r>
           <m:rPr>
             <m:sty m:val="p"/>
@@ -8128,9 +8254,9 @@
         <w:t xml:space="preserve">are perpendicular.</w:t>
       </w:r>
     </w:p>
-    <w:bookmarkEnd w:id="54"/>
-    <w:bookmarkEnd w:id="55"/>
-    <w:bookmarkStart w:id="59" w:name="further-reading"/>
+    <w:bookmarkEnd w:id="43"/>
+    <w:bookmarkEnd w:id="44"/>
+    <w:bookmarkStart w:id="48" w:name="further-reading"/>
     <w:p>
       <w:pPr>
         <w:pStyle w:val="Heading1"/>
@@ -8143,7 +8269,7 @@
       <w:pPr>
         <w:pStyle w:val="FirstParagraph"/>
       </w:pPr>
-      <w:hyperlink r:id="rId20">
+      <w:hyperlink r:id="rId9">
         <w:r>
           <w:rPr>
             <w:rStyle w:val="Hyperlink"/>
@@ -8156,7 +8282,7 @@
       <w:pPr>
         <w:pStyle w:val="BodyText"/>
       </w:pPr>
-      <w:hyperlink r:id="rId56">
+      <w:hyperlink r:id="rId45">
         <w:r>
           <w:rPr>
             <w:rStyle w:val="Hyperlink"/>
@@ -8165,7 +8291,7 @@
         </w:r>
       </w:hyperlink>
     </w:p>
-    <w:bookmarkStart w:id="58" w:name="version-history"/>
+    <w:bookmarkStart w:id="47" w:name="version-history"/>
     <w:p>
       <w:pPr>
         <w:pStyle w:val="Heading2"/>
@@ -8186,7 +8312,7 @@
       <w:pPr>
         <w:pStyle w:val="BodyText"/>
       </w:pPr>
-      <w:hyperlink r:id="rId57">
+      <w:hyperlink r:id="rId46">
         <w:r>
           <w:rPr>
             <w:rStyle w:val="Hyperlink"/>
@@ -8195,8 +8321,8 @@
         </w:r>
       </w:hyperlink>
     </w:p>
-    <w:bookmarkEnd w:id="58"/>
-    <w:bookmarkEnd w:id="59"/>
+    <w:bookmarkEnd w:id="47"/>
+    <w:bookmarkEnd w:id="48"/>
     <w:sectPr>
       <w:pgSz w:h="15840" w:w="12240"/>
       <w:pgMar w:bottom="1440" w:footer="720" w:gutter="0" w:header="720" w:left="1440" w:right="1440" w:top="1440"/>
